--- a/Øvelser/Biologi/gaerforsog-bobleforsog/gaerforsog-bobleforsog.docx
+++ b/Øvelser/Biologi/gaerforsog-bobleforsog/gaerforsog-bobleforsog.docx
@@ -761,21 +761,13 @@
     </w:tbl>
     <w:bookmarkEnd w:id="32"/>
     <w:bookmarkEnd w:id="33"/>
-    <w:bookmarkStart w:id="34" w:name="registrering-af-resultater"/>
+    <w:bookmarkStart w:id="35" w:name="registrering-af-resultater"/>
     <w:p>
       <w:pPr>
         <w:pStyle w:val="Heading2"/>
       </w:pPr>
       <w:r>
         <w:t xml:space="preserve">Registrering af resultater</w:t>
-      </w:r>
-    </w:p>
-    <w:p>
-      <w:pPr>
-        <w:pStyle w:val="TableCaption"/>
-      </w:pPr>
-      <w:r>
-        <w:t xml:space="preserve">Iagttagelser fra de fire gærrør.</w:t>
       </w:r>
     </w:p>
     <w:tbl>
@@ -783,458 +775,500 @@
         <w:tblStyle w:val="Table"/>
         <w:tblW w:type="pct" w:w="5000"/>
         <w:tblLayout w:type="fixed"/>
-        <w:tblLook w:firstRow="1" w:lastRow="0" w:firstColumn="0" w:lastColumn="0" w:noHBand="0" w:noVBand="0" w:val="0020"/>
-        <w:tblCaption w:val="Iagttagelser fra de fire gærrør."/>
+        <w:tblLook w:firstRow="0" w:lastRow="0" w:firstColumn="0" w:lastColumn="0" w:noHBand="0" w:noVBand="0" w:val="0000"/>
       </w:tblPr>
       <w:tblGrid>
-        <w:gridCol w:w="1320"/>
-        <w:gridCol w:w="1650"/>
-        <w:gridCol w:w="1650"/>
-        <w:gridCol w:w="1650"/>
-        <w:gridCol w:w="1650"/>
+        <w:gridCol w:w="7920"/>
       </w:tblGrid>
       <w:tr>
-        <w:trPr>
-          <w:cantSplit/>
-          <w:tblHeader w:val="on"/>
-        </w:trPr>
         <w:tc>
           <w:tcPr/>
+          <w:bookmarkStart w:id="34" w:name="tbl-1"/>
           <w:p>
             <w:pPr>
-              <w:pStyle w:val="Compact"/>
-              <w:keepNext/>
-            </w:pPr>
-          </w:p>
-        </w:tc>
-        <w:tc>
-          <w:tcPr/>
-          <w:p>
-            <w:pPr>
-              <w:pStyle w:val="Compact"/>
-              <w:keepNext/>
               <w:jc w:val="center"/>
             </w:pPr>
+            <w:pPr>
+              <w:jc w:val="left"/>
+              <w:spacing w:before="200"/>
+              <w:pStyle w:val="ImageCaption"/>
+            </w:pPr>
             <w:r>
-              <w:t xml:space="preserve">Kolbe 1 (gær + sukker tørt)</w:t>
+              <w:t xml:space="preserve">Tabel 1: Iagttagelser fra de fire gærrør.</w:t>
             </w:r>
           </w:p>
-        </w:tc>
-        <w:tc>
-          <w:tcPr/>
-          <w:p>
-            <w:pPr>
-              <w:pStyle w:val="Compact"/>
-              <w:keepNext/>
-              <w:jc w:val="center"/>
-            </w:pPr>
-            <w:r>
-              <w:t xml:space="preserve">Kolbe 2 (stuetemp.)</w:t>
-            </w:r>
-          </w:p>
-        </w:tc>
-        <w:tc>
-          <w:tcPr/>
-          <w:p>
-            <w:pPr>
-              <w:pStyle w:val="Compact"/>
-              <w:keepNext/>
-              <w:jc w:val="center"/>
-            </w:pPr>
-            <w:r>
-              <w:t xml:space="preserve">Kolbe 3 (håndvarmt)</w:t>
-            </w:r>
-          </w:p>
-        </w:tc>
-        <w:tc>
-          <w:tcPr/>
-          <w:p>
-            <w:pPr>
-              <w:pStyle w:val="Compact"/>
-              <w:keepNext/>
-              <w:jc w:val="center"/>
-            </w:pPr>
-            <w:r>
-              <w:t xml:space="preserve">Kolbe 4 (varmt)</w:t>
-            </w:r>
-          </w:p>
-        </w:tc>
-      </w:tr>
-      <w:tr>
-        <w:trPr>
-          <w:cantSplit/>
-        </w:trPr>
-        <w:tc>
-          <w:tcPr/>
-          <w:p>
-            <w:pPr>
-              <w:pStyle w:val="Compact"/>
-              <w:keepNext/>
-              <w:jc w:val="left"/>
-            </w:pPr>
-            <w:r>
-              <w:t xml:space="preserve">Vandets temperatur</w:t>
-            </w:r>
-          </w:p>
-        </w:tc>
-        <w:tc>
-          <w:tcPr/>
-          <w:p>
-            <w:pPr>
-              <w:pStyle w:val="Compact"/>
-              <w:keepNext/>
-            </w:pPr>
-          </w:p>
-        </w:tc>
-        <w:tc>
-          <w:tcPr/>
-          <w:p>
-            <w:pPr>
-              <w:pStyle w:val="Compact"/>
-              <w:keepNext/>
-            </w:pPr>
-          </w:p>
-        </w:tc>
-        <w:tc>
-          <w:tcPr/>
-          <w:p>
-            <w:pPr>
-              <w:pStyle w:val="Compact"/>
-              <w:keepNext/>
-            </w:pPr>
-          </w:p>
-        </w:tc>
-        <w:tc>
-          <w:tcPr/>
-          <w:p>
-            <w:pPr>
-              <w:pStyle w:val="Compact"/>
-              <w:keepNext/>
-            </w:pPr>
-          </w:p>
-        </w:tc>
-      </w:tr>
-      <w:tr>
-        <w:trPr>
-          <w:cantSplit/>
-        </w:trPr>
-        <w:tc>
-          <w:tcPr/>
-          <w:p>
-            <w:pPr>
-              <w:pStyle w:val="Compact"/>
-              <w:keepNext/>
-              <w:jc w:val="left"/>
-            </w:pPr>
-            <w:r>
-              <w:t xml:space="preserve">BTB-farve ved start</w:t>
-            </w:r>
-          </w:p>
-        </w:tc>
-        <w:tc>
-          <w:tcPr/>
-          <w:p>
-            <w:pPr>
-              <w:pStyle w:val="Compact"/>
-              <w:keepNext/>
-            </w:pPr>
-          </w:p>
-        </w:tc>
-        <w:tc>
-          <w:tcPr/>
-          <w:p>
-            <w:pPr>
-              <w:pStyle w:val="Compact"/>
-              <w:keepNext/>
-            </w:pPr>
-          </w:p>
-        </w:tc>
-        <w:tc>
-          <w:tcPr/>
-          <w:p>
-            <w:pPr>
-              <w:pStyle w:val="Compact"/>
-              <w:keepNext/>
-            </w:pPr>
-          </w:p>
-        </w:tc>
-        <w:tc>
-          <w:tcPr/>
-          <w:p>
-            <w:pPr>
-              <w:pStyle w:val="Compact"/>
-              <w:keepNext/>
-            </w:pPr>
-          </w:p>
-        </w:tc>
-      </w:tr>
-      <w:tr>
-        <w:trPr>
-          <w:cantSplit/>
-        </w:trPr>
-        <w:tc>
-          <w:tcPr/>
-          <w:p>
-            <w:pPr>
-              <w:pStyle w:val="Compact"/>
-              <w:keepNext/>
-              <w:jc w:val="left"/>
-            </w:pPr>
-            <w:r>
-              <w:t xml:space="preserve">Tid for første boble (min)</w:t>
-            </w:r>
-          </w:p>
-        </w:tc>
-        <w:tc>
-          <w:tcPr/>
-          <w:p>
-            <w:pPr>
-              <w:pStyle w:val="Compact"/>
-              <w:keepNext/>
-            </w:pPr>
-          </w:p>
-        </w:tc>
-        <w:tc>
-          <w:tcPr/>
-          <w:p>
-            <w:pPr>
-              <w:pStyle w:val="Compact"/>
-              <w:keepNext/>
-            </w:pPr>
-          </w:p>
-        </w:tc>
-        <w:tc>
-          <w:tcPr/>
-          <w:p>
-            <w:pPr>
-              <w:pStyle w:val="Compact"/>
-              <w:keepNext/>
-            </w:pPr>
-          </w:p>
-        </w:tc>
-        <w:tc>
-          <w:tcPr/>
-          <w:p>
-            <w:pPr>
-              <w:pStyle w:val="Compact"/>
-              <w:keepNext/>
-            </w:pPr>
-          </w:p>
-        </w:tc>
-      </w:tr>
-      <w:tr>
-        <w:trPr>
-          <w:cantSplit/>
-        </w:trPr>
-        <w:tc>
-          <w:tcPr/>
-          <w:p>
-            <w:pPr>
-              <w:pStyle w:val="Compact"/>
-              <w:keepNext/>
-              <w:jc w:val="left"/>
-            </w:pPr>
-            <w:r>
-              <w:t xml:space="preserve">Antal bobler/min efter 5 min</w:t>
-            </w:r>
-          </w:p>
-        </w:tc>
-        <w:tc>
-          <w:tcPr/>
-          <w:p>
-            <w:pPr>
-              <w:pStyle w:val="Compact"/>
-              <w:keepNext/>
-            </w:pPr>
-          </w:p>
-        </w:tc>
-        <w:tc>
-          <w:tcPr/>
-          <w:p>
-            <w:pPr>
-              <w:pStyle w:val="Compact"/>
-              <w:keepNext/>
-            </w:pPr>
-          </w:p>
-        </w:tc>
-        <w:tc>
-          <w:tcPr/>
-          <w:p>
-            <w:pPr>
-              <w:pStyle w:val="Compact"/>
-              <w:keepNext/>
-            </w:pPr>
-          </w:p>
-        </w:tc>
-        <w:tc>
-          <w:tcPr/>
-          <w:p>
-            <w:pPr>
-              <w:pStyle w:val="Compact"/>
-              <w:keepNext/>
-            </w:pPr>
-          </w:p>
-        </w:tc>
-      </w:tr>
-      <w:tr>
-        <w:trPr>
-          <w:cantSplit/>
-        </w:trPr>
-        <w:tc>
-          <w:tcPr/>
-          <w:p>
-            <w:pPr>
-              <w:pStyle w:val="Compact"/>
-              <w:keepNext/>
-              <w:jc w:val="left"/>
-            </w:pPr>
-            <w:r>
-              <w:t xml:space="preserve">Antal bobler/min efter 15 min</w:t>
-            </w:r>
-          </w:p>
-        </w:tc>
-        <w:tc>
-          <w:tcPr/>
-          <w:p>
-            <w:pPr>
-              <w:pStyle w:val="Compact"/>
-              <w:keepNext/>
-            </w:pPr>
-          </w:p>
-        </w:tc>
-        <w:tc>
-          <w:tcPr/>
-          <w:p>
-            <w:pPr>
-              <w:pStyle w:val="Compact"/>
-              <w:keepNext/>
-            </w:pPr>
-          </w:p>
-        </w:tc>
-        <w:tc>
-          <w:tcPr/>
-          <w:p>
-            <w:pPr>
-              <w:pStyle w:val="Compact"/>
-              <w:keepNext/>
-            </w:pPr>
-          </w:p>
-        </w:tc>
-        <w:tc>
-          <w:tcPr/>
-          <w:p>
-            <w:pPr>
-              <w:pStyle w:val="Compact"/>
-              <w:keepNext/>
-            </w:pPr>
-          </w:p>
-        </w:tc>
-      </w:tr>
-      <w:tr>
-        <w:trPr>
-          <w:cantSplit/>
-        </w:trPr>
-        <w:tc>
-          <w:tcPr/>
-          <w:p>
-            <w:pPr>
-              <w:pStyle w:val="Compact"/>
-              <w:keepNext/>
-              <w:jc w:val="left"/>
-            </w:pPr>
-            <w:r>
-              <w:t xml:space="preserve">Antal bobler/min efter 30 min</w:t>
-            </w:r>
-          </w:p>
-        </w:tc>
-        <w:tc>
-          <w:tcPr/>
-          <w:p>
-            <w:pPr>
-              <w:pStyle w:val="Compact"/>
-              <w:keepNext/>
-            </w:pPr>
-          </w:p>
-        </w:tc>
-        <w:tc>
-          <w:tcPr/>
-          <w:p>
-            <w:pPr>
-              <w:pStyle w:val="Compact"/>
-              <w:keepNext/>
-            </w:pPr>
-          </w:p>
-        </w:tc>
-        <w:tc>
-          <w:tcPr/>
-          <w:p>
-            <w:pPr>
-              <w:pStyle w:val="Compact"/>
-              <w:keepNext/>
-            </w:pPr>
-          </w:p>
-        </w:tc>
-        <w:tc>
-          <w:tcPr/>
-          <w:p>
-            <w:pPr>
-              <w:pStyle w:val="Compact"/>
-              <w:keepNext/>
-            </w:pPr>
-          </w:p>
-        </w:tc>
-      </w:tr>
-      <w:tr>
-        <w:trPr>
-          <w:cantSplit/>
-        </w:trPr>
-        <w:tc>
-          <w:tcPr/>
-          <w:p>
-            <w:pPr>
-              <w:pStyle w:val="Compact"/>
-              <w:jc w:val="left"/>
-            </w:pPr>
-            <w:r>
-              <w:t xml:space="preserve">BTB-farve og tidspunkt for ændring</w:t>
-            </w:r>
-          </w:p>
-        </w:tc>
-        <w:tc>
-          <w:tcPr/>
-          <w:p>
-            <w:pPr>
-              <w:pStyle w:val="Compact"/>
-            </w:pPr>
-          </w:p>
-        </w:tc>
-        <w:tc>
-          <w:tcPr/>
-          <w:p>
-            <w:pPr>
-              <w:pStyle w:val="Compact"/>
-            </w:pPr>
-          </w:p>
-        </w:tc>
-        <w:tc>
-          <w:tcPr/>
-          <w:p>
-            <w:pPr>
-              <w:pStyle w:val="Compact"/>
-            </w:pPr>
-          </w:p>
-        </w:tc>
-        <w:tc>
-          <w:tcPr/>
-          <w:p>
-            <w:pPr>
-              <w:pStyle w:val="Compact"/>
-            </w:pPr>
-          </w:p>
+          <w:tbl>
+            <w:tblPr>
+              <w:tblStyle w:val="Table"/>
+              <w:tblW w:type="pct" w:w="5000"/>
+              <w:tblLayout w:type="fixed"/>
+              <w:tblLook w:firstRow="1" w:lastRow="0" w:firstColumn="0" w:lastColumn="0" w:noHBand="0" w:noVBand="0" w:val="0020"/>
+            </w:tblPr>
+            <w:tblGrid>
+              <w:gridCol w:w="1320"/>
+              <w:gridCol w:w="1650"/>
+              <w:gridCol w:w="1650"/>
+              <w:gridCol w:w="1650"/>
+              <w:gridCol w:w="1650"/>
+            </w:tblGrid>
+            <w:tr>
+              <w:trPr>
+                <w:cantSplit/>
+                <w:tblHeader w:val="on"/>
+              </w:trPr>
+              <w:tc>
+                <w:tcPr/>
+                <w:p>
+                  <w:pPr>
+                    <w:pStyle w:val="Compact"/>
+                    <w:keepNext/>
+                  </w:pPr>
+                </w:p>
+              </w:tc>
+              <w:tc>
+                <w:tcPr/>
+                <w:p>
+                  <w:pPr>
+                    <w:pStyle w:val="Compact"/>
+                    <w:keepNext/>
+                    <w:jc w:val="center"/>
+                    <w:jc w:val="center"/>
+                  </w:pPr>
+                  <w:r>
+                    <w:t xml:space="preserve">Kolbe 1 (gær + sukker tørt)</w:t>
+                  </w:r>
+                </w:p>
+              </w:tc>
+              <w:tc>
+                <w:tcPr/>
+                <w:p>
+                  <w:pPr>
+                    <w:pStyle w:val="Compact"/>
+                    <w:keepNext/>
+                    <w:jc w:val="center"/>
+                    <w:jc w:val="center"/>
+                  </w:pPr>
+                  <w:r>
+                    <w:t xml:space="preserve">Kolbe 2 (stuetemp.)</w:t>
+                  </w:r>
+                </w:p>
+              </w:tc>
+              <w:tc>
+                <w:tcPr/>
+                <w:p>
+                  <w:pPr>
+                    <w:pStyle w:val="Compact"/>
+                    <w:keepNext/>
+                    <w:jc w:val="center"/>
+                    <w:jc w:val="center"/>
+                  </w:pPr>
+                  <w:r>
+                    <w:t xml:space="preserve">Kolbe 3 (håndvarmt)</w:t>
+                  </w:r>
+                </w:p>
+              </w:tc>
+              <w:tc>
+                <w:tcPr/>
+                <w:p>
+                  <w:pPr>
+                    <w:pStyle w:val="Compact"/>
+                    <w:keepNext/>
+                    <w:jc w:val="center"/>
+                    <w:jc w:val="center"/>
+                  </w:pPr>
+                  <w:r>
+                    <w:t xml:space="preserve">Kolbe 4 (varmt)</w:t>
+                  </w:r>
+                </w:p>
+              </w:tc>
+            </w:tr>
+            <w:tr>
+              <w:trPr>
+                <w:cantSplit/>
+              </w:trPr>
+              <w:tc>
+                <w:tcPr/>
+                <w:p>
+                  <w:pPr>
+                    <w:pStyle w:val="Compact"/>
+                    <w:keepNext/>
+                    <w:jc w:val="left"/>
+                    <w:jc w:val="center"/>
+                  </w:pPr>
+                  <w:r>
+                    <w:t xml:space="preserve">Vandets temperatur</w:t>
+                  </w:r>
+                </w:p>
+              </w:tc>
+              <w:tc>
+                <w:tcPr/>
+                <w:p>
+                  <w:pPr>
+                    <w:pStyle w:val="Compact"/>
+                    <w:keepNext/>
+                  </w:pPr>
+                </w:p>
+              </w:tc>
+              <w:tc>
+                <w:tcPr/>
+                <w:p>
+                  <w:pPr>
+                    <w:pStyle w:val="Compact"/>
+                    <w:keepNext/>
+                  </w:pPr>
+                </w:p>
+              </w:tc>
+              <w:tc>
+                <w:tcPr/>
+                <w:p>
+                  <w:pPr>
+                    <w:pStyle w:val="Compact"/>
+                    <w:keepNext/>
+                  </w:pPr>
+                </w:p>
+              </w:tc>
+              <w:tc>
+                <w:tcPr/>
+                <w:p>
+                  <w:pPr>
+                    <w:pStyle w:val="Compact"/>
+                    <w:keepNext/>
+                  </w:pPr>
+                </w:p>
+              </w:tc>
+            </w:tr>
+            <w:tr>
+              <w:trPr>
+                <w:cantSplit/>
+              </w:trPr>
+              <w:tc>
+                <w:tcPr/>
+                <w:p>
+                  <w:pPr>
+                    <w:pStyle w:val="Compact"/>
+                    <w:keepNext/>
+                    <w:jc w:val="left"/>
+                    <w:jc w:val="center"/>
+                  </w:pPr>
+                  <w:r>
+                    <w:t xml:space="preserve">BTB-farve ved start</w:t>
+                  </w:r>
+                </w:p>
+              </w:tc>
+              <w:tc>
+                <w:tcPr/>
+                <w:p>
+                  <w:pPr>
+                    <w:pStyle w:val="Compact"/>
+                    <w:keepNext/>
+                  </w:pPr>
+                </w:p>
+              </w:tc>
+              <w:tc>
+                <w:tcPr/>
+                <w:p>
+                  <w:pPr>
+                    <w:pStyle w:val="Compact"/>
+                    <w:keepNext/>
+                  </w:pPr>
+                </w:p>
+              </w:tc>
+              <w:tc>
+                <w:tcPr/>
+                <w:p>
+                  <w:pPr>
+                    <w:pStyle w:val="Compact"/>
+                    <w:keepNext/>
+                  </w:pPr>
+                </w:p>
+              </w:tc>
+              <w:tc>
+                <w:tcPr/>
+                <w:p>
+                  <w:pPr>
+                    <w:pStyle w:val="Compact"/>
+                    <w:keepNext/>
+                  </w:pPr>
+                </w:p>
+              </w:tc>
+            </w:tr>
+            <w:tr>
+              <w:trPr>
+                <w:cantSplit/>
+              </w:trPr>
+              <w:tc>
+                <w:tcPr/>
+                <w:p>
+                  <w:pPr>
+                    <w:pStyle w:val="Compact"/>
+                    <w:keepNext/>
+                    <w:jc w:val="left"/>
+                    <w:jc w:val="center"/>
+                  </w:pPr>
+                  <w:r>
+                    <w:t xml:space="preserve">Tid for første boble (min)</w:t>
+                  </w:r>
+                </w:p>
+              </w:tc>
+              <w:tc>
+                <w:tcPr/>
+                <w:p>
+                  <w:pPr>
+                    <w:pStyle w:val="Compact"/>
+                    <w:keepNext/>
+                  </w:pPr>
+                </w:p>
+              </w:tc>
+              <w:tc>
+                <w:tcPr/>
+                <w:p>
+                  <w:pPr>
+                    <w:pStyle w:val="Compact"/>
+                    <w:keepNext/>
+                  </w:pPr>
+                </w:p>
+              </w:tc>
+              <w:tc>
+                <w:tcPr/>
+                <w:p>
+                  <w:pPr>
+                    <w:pStyle w:val="Compact"/>
+                    <w:keepNext/>
+                  </w:pPr>
+                </w:p>
+              </w:tc>
+              <w:tc>
+                <w:tcPr/>
+                <w:p>
+                  <w:pPr>
+                    <w:pStyle w:val="Compact"/>
+                    <w:keepNext/>
+                  </w:pPr>
+                </w:p>
+              </w:tc>
+            </w:tr>
+            <w:tr>
+              <w:trPr>
+                <w:cantSplit/>
+              </w:trPr>
+              <w:tc>
+                <w:tcPr/>
+                <w:p>
+                  <w:pPr>
+                    <w:pStyle w:val="Compact"/>
+                    <w:keepNext/>
+                    <w:jc w:val="left"/>
+                    <w:jc w:val="center"/>
+                  </w:pPr>
+                  <w:r>
+                    <w:t xml:space="preserve">Antal bobler/min efter 5 min</w:t>
+                  </w:r>
+                </w:p>
+              </w:tc>
+              <w:tc>
+                <w:tcPr/>
+                <w:p>
+                  <w:pPr>
+                    <w:pStyle w:val="Compact"/>
+                    <w:keepNext/>
+                  </w:pPr>
+                </w:p>
+              </w:tc>
+              <w:tc>
+                <w:tcPr/>
+                <w:p>
+                  <w:pPr>
+                    <w:pStyle w:val="Compact"/>
+                    <w:keepNext/>
+                  </w:pPr>
+                </w:p>
+              </w:tc>
+              <w:tc>
+                <w:tcPr/>
+                <w:p>
+                  <w:pPr>
+                    <w:pStyle w:val="Compact"/>
+                    <w:keepNext/>
+                  </w:pPr>
+                </w:p>
+              </w:tc>
+              <w:tc>
+                <w:tcPr/>
+                <w:p>
+                  <w:pPr>
+                    <w:pStyle w:val="Compact"/>
+                    <w:keepNext/>
+                  </w:pPr>
+                </w:p>
+              </w:tc>
+            </w:tr>
+            <w:tr>
+              <w:trPr>
+                <w:cantSplit/>
+              </w:trPr>
+              <w:tc>
+                <w:tcPr/>
+                <w:p>
+                  <w:pPr>
+                    <w:pStyle w:val="Compact"/>
+                    <w:keepNext/>
+                    <w:jc w:val="left"/>
+                    <w:jc w:val="center"/>
+                  </w:pPr>
+                  <w:r>
+                    <w:t xml:space="preserve">Antal bobler/min efter 15 min</w:t>
+                  </w:r>
+                </w:p>
+              </w:tc>
+              <w:tc>
+                <w:tcPr/>
+                <w:p>
+                  <w:pPr>
+                    <w:pStyle w:val="Compact"/>
+                    <w:keepNext/>
+                  </w:pPr>
+                </w:p>
+              </w:tc>
+              <w:tc>
+                <w:tcPr/>
+                <w:p>
+                  <w:pPr>
+                    <w:pStyle w:val="Compact"/>
+                    <w:keepNext/>
+                  </w:pPr>
+                </w:p>
+              </w:tc>
+              <w:tc>
+                <w:tcPr/>
+                <w:p>
+                  <w:pPr>
+                    <w:pStyle w:val="Compact"/>
+                    <w:keepNext/>
+                  </w:pPr>
+                </w:p>
+              </w:tc>
+              <w:tc>
+                <w:tcPr/>
+                <w:p>
+                  <w:pPr>
+                    <w:pStyle w:val="Compact"/>
+                    <w:keepNext/>
+                  </w:pPr>
+                </w:p>
+              </w:tc>
+            </w:tr>
+            <w:tr>
+              <w:trPr>
+                <w:cantSplit/>
+              </w:trPr>
+              <w:tc>
+                <w:tcPr/>
+                <w:p>
+                  <w:pPr>
+                    <w:pStyle w:val="Compact"/>
+                    <w:keepNext/>
+                    <w:jc w:val="left"/>
+                    <w:jc w:val="center"/>
+                  </w:pPr>
+                  <w:r>
+                    <w:t xml:space="preserve">Antal bobler/min efter 30 min</w:t>
+                  </w:r>
+                </w:p>
+              </w:tc>
+              <w:tc>
+                <w:tcPr/>
+                <w:p>
+                  <w:pPr>
+                    <w:pStyle w:val="Compact"/>
+                    <w:keepNext/>
+                  </w:pPr>
+                </w:p>
+              </w:tc>
+              <w:tc>
+                <w:tcPr/>
+                <w:p>
+                  <w:pPr>
+                    <w:pStyle w:val="Compact"/>
+                    <w:keepNext/>
+                  </w:pPr>
+                </w:p>
+              </w:tc>
+              <w:tc>
+                <w:tcPr/>
+                <w:p>
+                  <w:pPr>
+                    <w:pStyle w:val="Compact"/>
+                    <w:keepNext/>
+                  </w:pPr>
+                </w:p>
+              </w:tc>
+              <w:tc>
+                <w:tcPr/>
+                <w:p>
+                  <w:pPr>
+                    <w:pStyle w:val="Compact"/>
+                    <w:keepNext/>
+                  </w:pPr>
+                </w:p>
+              </w:tc>
+            </w:tr>
+            <w:tr>
+              <w:trPr>
+                <w:cantSplit/>
+              </w:trPr>
+              <w:tc>
+                <w:tcPr/>
+                <w:p>
+                  <w:pPr>
+                    <w:pStyle w:val="Compact"/>
+                    <w:jc w:val="left"/>
+                    <w:jc w:val="center"/>
+                  </w:pPr>
+                  <w:r>
+                    <w:t xml:space="preserve">BTB-farve og tidspunkt for ændring</w:t>
+                  </w:r>
+                </w:p>
+              </w:tc>
+              <w:tc>
+                <w:tcPr/>
+                <w:p>
+                  <w:pPr>
+                    <w:pStyle w:val="Compact"/>
+                  </w:pPr>
+                </w:p>
+              </w:tc>
+              <w:tc>
+                <w:tcPr/>
+                <w:p>
+                  <w:pPr>
+                    <w:pStyle w:val="Compact"/>
+                  </w:pPr>
+                </w:p>
+              </w:tc>
+              <w:tc>
+                <w:tcPr/>
+                <w:p>
+                  <w:pPr>
+                    <w:pStyle w:val="Compact"/>
+                  </w:pPr>
+                </w:p>
+              </w:tc>
+              <w:tc>
+                <w:tcPr/>
+                <w:p>
+                  <w:pPr>
+                    <w:pStyle w:val="Compact"/>
+                  </w:pPr>
+                </w:p>
+              </w:tc>
+            </w:tr>
+          </w:tbl>
+          <w:bookmarkEnd w:id="34"/>
+          <w:p/>
         </w:tc>
       </w:tr>
     </w:tbl>
-    <w:bookmarkEnd w:id="34"/>
+    <w:bookmarkEnd w:id="35"/>
     <w:sectPr>
       <w:headerReference r:id="rId7" w:type="default"/>
       <w:footerReference r:id="rId8" w:type="default"/>

--- a/Øvelser/Biologi/gaerforsog-bobleforsog/gaerforsog-bobleforsog.docx
+++ b/Øvelser/Biologi/gaerforsog-bobleforsog/gaerforsog-bobleforsog.docx
@@ -1,6 +1,6 @@
 
 <file path=word/document.xml><?xml version="1.0" encoding="utf-8"?>
-<w:document xmlns:a="http://schemas.openxmlformats.org/drawingml/2006/main" xmlns:pic="http://schemas.openxmlformats.org/drawingml/2006/picture" xmlns:r="http://schemas.openxmlformats.org/officeDocument/2006/relationships" xmlns:w="http://schemas.openxmlformats.org/wordprocessingml/2006/main" xmlns:wp="http://schemas.openxmlformats.org/drawingml/2006/wordprocessingDrawing">
+<w:document xmlns:a="http://schemas.openxmlformats.org/drawingml/2006/main" xmlns:m="http://schemas.openxmlformats.org/officeDocument/2006/math" xmlns:pic="http://schemas.openxmlformats.org/drawingml/2006/picture" xmlns:r="http://schemas.openxmlformats.org/officeDocument/2006/relationships" xmlns:w="http://schemas.openxmlformats.org/wordprocessingml/2006/main" xmlns:wp="http://schemas.openxmlformats.org/drawingml/2006/wordprocessingDrawing">
   <w:body>
     <w:p>
       <w:pPr>
@@ -1269,6 +1269,652 @@
       </w:tr>
     </w:tbl>
     <w:bookmarkEnd w:id="35"/>
+    <w:bookmarkStart w:id="37" w:name="databehandling"/>
+    <w:p>
+      <w:pPr>
+        <w:pStyle w:val="Heading2"/>
+      </w:pPr>
+      <w:r>
+        <w:t xml:space="preserve">Databehandling</w:t>
+      </w:r>
+    </w:p>
+    <w:p>
+      <w:pPr>
+        <w:pStyle w:val="Compact"/>
+        <w:numPr>
+          <w:ilvl w:val="0"/>
+          <w:numId w:val="1007"/>
+        </w:numPr>
+      </w:pPr>
+      <w:r>
+        <w:t xml:space="preserve">Tegn en graf med tiden (5, 15 og 30 min) på x-aksen og antal bobler pr. minut på y-aksen. Plot alle fire kolber i samme koordinatsystem med hver sin kurve eller signatur, så de er til at kende fra hinanden. Husk aksetitler med enheder, forklaring/signaturforklaring, figurnummer og figurtekst.</w:t>
+      </w:r>
+    </w:p>
+    <w:p>
+      <w:pPr>
+        <w:pStyle w:val="Compact"/>
+        <w:numPr>
+          <w:ilvl w:val="0"/>
+          <w:numId w:val="1007"/>
+        </w:numPr>
+      </w:pPr>
+      <w:r>
+        <w:t xml:space="preserve">Antal bobler pr. minut er et udtryk for</w:t>
+      </w:r>
+      <w:r>
+        <w:t xml:space="preserve"> </w:t>
+      </w:r>
+      <w:r>
+        <w:rPr>
+          <w:i/>
+          <w:iCs/>
+        </w:rPr>
+        <w:t xml:space="preserve">gæringshastigheden</w:t>
+      </w:r>
+      <w:r>
+        <w:t xml:space="preserve"> </w:t>
+      </w:r>
+      <w:r>
+        <w:t xml:space="preserve">— hvor hurtigt gæren omsætter sukker til CO₂. Beskriv ud fra jeres graf, om hastigheden stiger, falder eller er nogenlunde konstant i løbet af de 30 minutter for hver kolbe.</w:t>
+      </w:r>
+    </w:p>
+    <w:p>
+      <w:pPr>
+        <w:pStyle w:val="Compact"/>
+        <w:numPr>
+          <w:ilvl w:val="0"/>
+          <w:numId w:val="1007"/>
+        </w:numPr>
+      </w:pPr>
+      <w:r>
+        <w:t xml:space="preserve">Sammenlign kolbe 2, 3 og 4, som havde samme opskrift, men forskellig temperatur. Ved hvilken temperatur var gæringen hurtigst? Gæring er en enzymatisk proces — brug begreberne</w:t>
+      </w:r>
+      <w:r>
+        <w:t xml:space="preserve"> </w:t>
+      </w:r>
+      <w:r>
+        <w:rPr>
+          <w:i/>
+          <w:iCs/>
+        </w:rPr>
+        <w:t xml:space="preserve">enzym</w:t>
+      </w:r>
+      <w:r>
+        <w:t xml:space="preserve"> </w:t>
+      </w:r>
+      <w:r>
+        <w:t xml:space="preserve">og</w:t>
+      </w:r>
+      <w:r>
+        <w:t xml:space="preserve"> </w:t>
+      </w:r>
+      <w:r>
+        <w:rPr>
+          <w:i/>
+          <w:iCs/>
+        </w:rPr>
+        <w:t xml:space="preserve">optimumstemperatur</w:t>
+      </w:r>
+      <w:r>
+        <w:t xml:space="preserve"> </w:t>
+      </w:r>
+      <w:r>
+        <w:t xml:space="preserve">til at forklare forskellen, og forhold jer til, om den varmeste kolbe gærede langsommere end forventet.</w:t>
+      </w:r>
+    </w:p>
+    <w:p>
+      <w:pPr>
+        <w:pStyle w:val="Compact"/>
+        <w:numPr>
+          <w:ilvl w:val="0"/>
+          <w:numId w:val="1007"/>
+        </w:numPr>
+      </w:pPr>
+      <w:r>
+        <w:t xml:space="preserve">Sammenlign kolbe 1 og kolbe 2, som havde samme temperatur, men hvor kolbe 1 ikke fik tilsat vand, før sukkeret og gæren var rørt sammen tørt. Hvad viser forskellen mellem de to kolber om, hvad gæren og sukkeret har brug for, for at gæringen kan komme i gang?</w:t>
+      </w:r>
+    </w:p>
+    <w:p>
+      <w:pPr>
+        <w:pStyle w:val="Compact"/>
+        <w:numPr>
+          <w:ilvl w:val="0"/>
+          <w:numId w:val="1007"/>
+        </w:numPr>
+      </w:pPr>
+      <w:r>
+        <w:t xml:space="preserve">Sammenlign tidspunktet for BTB’s farveskift i hver kolbe med tidspunktet for den første boble og med bobletallene. CO₂ opløses i vandet og danner kulsyre (</w:t>
+      </w:r>
+      <m:oMath>
+        <m:sSub>
+          <m:e>
+            <m:r>
+              <m:rPr>
+                <m:nor/>
+                <m:sty m:val="p"/>
+              </m:rPr>
+              <m:t>CO</m:t>
+            </m:r>
+          </m:e>
+          <m:sub>
+            <m:r>
+              <m:t>2</m:t>
+            </m:r>
+          </m:sub>
+        </m:sSub>
+        <m:r>
+          <m:rPr>
+            <m:sty m:val="p"/>
+          </m:rPr>
+          <m:t>+</m:t>
+        </m:r>
+        <m:sSub>
+          <m:e>
+            <m:r>
+              <m:rPr>
+                <m:nor/>
+                <m:sty m:val="p"/>
+              </m:rPr>
+              <m:t>H</m:t>
+            </m:r>
+          </m:e>
+          <m:sub>
+            <m:r>
+              <m:t>2</m:t>
+            </m:r>
+          </m:sub>
+        </m:sSub>
+        <m:r>
+          <m:rPr>
+            <m:nor/>
+            <m:sty m:val="p"/>
+          </m:rPr>
+          <m:t>O</m:t>
+        </m:r>
+        <m:r>
+          <m:rPr>
+            <m:sty m:val="p"/>
+          </m:rPr>
+          <m:t>→</m:t>
+        </m:r>
+        <m:sSub>
+          <m:e>
+            <m:r>
+              <m:rPr>
+                <m:nor/>
+                <m:sty m:val="p"/>
+              </m:rPr>
+              <m:t>H</m:t>
+            </m:r>
+          </m:e>
+          <m:sub>
+            <m:r>
+              <m:t>2</m:t>
+            </m:r>
+          </m:sub>
+        </m:sSub>
+        <m:sSub>
+          <m:e>
+            <m:r>
+              <m:rPr>
+                <m:nor/>
+                <m:sty m:val="p"/>
+              </m:rPr>
+              <m:t>CO</m:t>
+            </m:r>
+          </m:e>
+          <m:sub>
+            <m:r>
+              <m:t>3</m:t>
+            </m:r>
+          </m:sub>
+        </m:sSub>
+      </m:oMath>
+      <w:r>
+        <w:t xml:space="preserve">), som sænker pH. Hænger farveskiftet sammen med, hvor hurtigt kolben gærede?</w:t>
+      </w:r>
+    </w:p>
+    <w:p>
+      <w:pPr>
+        <w:pStyle w:val="Compact"/>
+        <w:numPr>
+          <w:ilvl w:val="0"/>
+          <w:numId w:val="1007"/>
+        </w:numPr>
+      </w:pPr>
+      <w:r>
+        <w:t xml:space="preserve">Skriv jeres målte temperaturer for kolbe 3 og 4 samt bobletallene efter 15 minutter ind i klassens skema (</w:t>
+      </w:r>
+      <w:hyperlink w:anchor="tbl-2">
+        <w:r>
+          <w:rPr>
+            <w:rStyle w:val="Hyperlink"/>
+          </w:rPr>
+          <w:t xml:space="preserve">Tabel 2</w:t>
+        </w:r>
+      </w:hyperlink>
+      <w:r>
+        <w:t xml:space="preserve">). Sammenlign med de andre gruppers resultater: følger tallene på tværs af klassen samme mønster som jeres egen graf, eller er der grupper, hvor sammenhængen mellem temperatur og gæringshastighed ser anderledes ud?</w:t>
+      </w:r>
+    </w:p>
+    <w:tbl>
+      <w:tblPr>
+        <w:tblStyle w:val="Table"/>
+        <w:tblW w:type="pct" w:w="5000"/>
+        <w:tblLayout w:type="fixed"/>
+        <w:tblLook w:firstRow="0" w:lastRow="0" w:firstColumn="0" w:lastColumn="0" w:noHBand="0" w:noVBand="0" w:val="0000"/>
+      </w:tblPr>
+      <w:tblGrid>
+        <w:gridCol w:w="7920"/>
+      </w:tblGrid>
+      <w:tr>
+        <w:tc>
+          <w:tcPr/>
+          <w:bookmarkStart w:id="36" w:name="tbl-2"/>
+          <w:p>
+            <w:pPr>
+              <w:jc w:val="center"/>
+            </w:pPr>
+            <w:pPr>
+              <w:jc w:val="left"/>
+              <w:spacing w:before="200"/>
+              <w:pStyle w:val="ImageCaption"/>
+            </w:pPr>
+            <w:r>
+              <w:t xml:space="preserve">Tabel 2: Klassens temperaturer og gæringshastigheder for kolbe 3 og 4.</w:t>
+            </w:r>
+          </w:p>
+          <w:tbl>
+            <w:tblPr>
+              <w:tblStyle w:val="Table"/>
+              <w:tblW w:type="pct" w:w="5000"/>
+              <w:tblLayout w:type="fixed"/>
+              <w:tblLook w:firstRow="1" w:lastRow="0" w:firstColumn="0" w:lastColumn="0" w:noHBand="0" w:noVBand="0" w:val="0020"/>
+            </w:tblPr>
+            <w:tblGrid>
+              <w:gridCol w:w="1320"/>
+              <w:gridCol w:w="1650"/>
+              <w:gridCol w:w="1650"/>
+              <w:gridCol w:w="1650"/>
+              <w:gridCol w:w="1650"/>
+            </w:tblGrid>
+            <w:tr>
+              <w:trPr>
+                <w:cantSplit/>
+                <w:tblHeader w:val="on"/>
+              </w:trPr>
+              <w:tc>
+                <w:tcPr/>
+                <w:p>
+                  <w:pPr>
+                    <w:pStyle w:val="Compact"/>
+                    <w:keepNext/>
+                    <w:jc w:val="left"/>
+                    <w:jc w:val="center"/>
+                  </w:pPr>
+                  <w:r>
+                    <w:t xml:space="preserve">Gruppe</w:t>
+                  </w:r>
+                </w:p>
+              </w:tc>
+              <w:tc>
+                <w:tcPr/>
+                <w:p>
+                  <w:pPr>
+                    <w:pStyle w:val="Compact"/>
+                    <w:keepNext/>
+                    <w:jc w:val="center"/>
+                    <w:jc w:val="center"/>
+                  </w:pPr>
+                  <w:r>
+                    <w:t xml:space="preserve">Temp. kolbe 3 (°C)</w:t>
+                  </w:r>
+                </w:p>
+              </w:tc>
+              <w:tc>
+                <w:tcPr/>
+                <w:p>
+                  <w:pPr>
+                    <w:pStyle w:val="Compact"/>
+                    <w:keepNext/>
+                    <w:jc w:val="center"/>
+                    <w:jc w:val="center"/>
+                  </w:pPr>
+                  <w:r>
+                    <w:t xml:space="preserve">Bobler/min, kolbe 3 (15 min)</w:t>
+                  </w:r>
+                </w:p>
+              </w:tc>
+              <w:tc>
+                <w:tcPr/>
+                <w:p>
+                  <w:pPr>
+                    <w:pStyle w:val="Compact"/>
+                    <w:keepNext/>
+                    <w:jc w:val="center"/>
+                    <w:jc w:val="center"/>
+                  </w:pPr>
+                  <w:r>
+                    <w:t xml:space="preserve">Temp. kolbe 4 (°C)</w:t>
+                  </w:r>
+                </w:p>
+              </w:tc>
+              <w:tc>
+                <w:tcPr/>
+                <w:p>
+                  <w:pPr>
+                    <w:pStyle w:val="Compact"/>
+                    <w:keepNext/>
+                    <w:jc w:val="center"/>
+                    <w:jc w:val="center"/>
+                  </w:pPr>
+                  <w:r>
+                    <w:t xml:space="preserve">Bobler/min, kolbe 4 (15 min)</w:t>
+                  </w:r>
+                </w:p>
+              </w:tc>
+            </w:tr>
+            <w:tr>
+              <w:trPr>
+                <w:cantSplit/>
+              </w:trPr>
+              <w:tc>
+                <w:tcPr/>
+                <w:p>
+                  <w:pPr>
+                    <w:pStyle w:val="Compact"/>
+                    <w:keepNext/>
+                    <w:jc w:val="left"/>
+                    <w:jc w:val="center"/>
+                  </w:pPr>
+                  <w:r>
+                    <w:t xml:space="preserve">Vores</w:t>
+                  </w:r>
+                </w:p>
+              </w:tc>
+              <w:tc>
+                <w:tcPr/>
+                <w:p>
+                  <w:pPr>
+                    <w:pStyle w:val="Compact"/>
+                    <w:keepNext/>
+                  </w:pPr>
+                </w:p>
+              </w:tc>
+              <w:tc>
+                <w:tcPr/>
+                <w:p>
+                  <w:pPr>
+                    <w:pStyle w:val="Compact"/>
+                    <w:keepNext/>
+                  </w:pPr>
+                </w:p>
+              </w:tc>
+              <w:tc>
+                <w:tcPr/>
+                <w:p>
+                  <w:pPr>
+                    <w:pStyle w:val="Compact"/>
+                    <w:keepNext/>
+                  </w:pPr>
+                </w:p>
+              </w:tc>
+              <w:tc>
+                <w:tcPr/>
+                <w:p>
+                  <w:pPr>
+                    <w:pStyle w:val="Compact"/>
+                    <w:keepNext/>
+                  </w:pPr>
+                </w:p>
+              </w:tc>
+            </w:tr>
+            <w:tr>
+              <w:trPr>
+                <w:cantSplit/>
+              </w:trPr>
+              <w:tc>
+                <w:tcPr/>
+                <w:p>
+                  <w:pPr>
+                    <w:pStyle w:val="Compact"/>
+                    <w:keepNext/>
+                  </w:pPr>
+                </w:p>
+              </w:tc>
+              <w:tc>
+                <w:tcPr/>
+                <w:p>
+                  <w:pPr>
+                    <w:pStyle w:val="Compact"/>
+                    <w:keepNext/>
+                  </w:pPr>
+                </w:p>
+              </w:tc>
+              <w:tc>
+                <w:tcPr/>
+                <w:p>
+                  <w:pPr>
+                    <w:pStyle w:val="Compact"/>
+                    <w:keepNext/>
+                  </w:pPr>
+                </w:p>
+              </w:tc>
+              <w:tc>
+                <w:tcPr/>
+                <w:p>
+                  <w:pPr>
+                    <w:pStyle w:val="Compact"/>
+                    <w:keepNext/>
+                  </w:pPr>
+                </w:p>
+              </w:tc>
+              <w:tc>
+                <w:tcPr/>
+                <w:p>
+                  <w:pPr>
+                    <w:pStyle w:val="Compact"/>
+                    <w:keepNext/>
+                  </w:pPr>
+                </w:p>
+              </w:tc>
+            </w:tr>
+            <w:tr>
+              <w:trPr>
+                <w:cantSplit/>
+              </w:trPr>
+              <w:tc>
+                <w:tcPr/>
+                <w:p>
+                  <w:pPr>
+                    <w:pStyle w:val="Compact"/>
+                    <w:keepNext/>
+                  </w:pPr>
+                </w:p>
+              </w:tc>
+              <w:tc>
+                <w:tcPr/>
+                <w:p>
+                  <w:pPr>
+                    <w:pStyle w:val="Compact"/>
+                    <w:keepNext/>
+                  </w:pPr>
+                </w:p>
+              </w:tc>
+              <w:tc>
+                <w:tcPr/>
+                <w:p>
+                  <w:pPr>
+                    <w:pStyle w:val="Compact"/>
+                    <w:keepNext/>
+                  </w:pPr>
+                </w:p>
+              </w:tc>
+              <w:tc>
+                <w:tcPr/>
+                <w:p>
+                  <w:pPr>
+                    <w:pStyle w:val="Compact"/>
+                    <w:keepNext/>
+                  </w:pPr>
+                </w:p>
+              </w:tc>
+              <w:tc>
+                <w:tcPr/>
+                <w:p>
+                  <w:pPr>
+                    <w:pStyle w:val="Compact"/>
+                    <w:keepNext/>
+                  </w:pPr>
+                </w:p>
+              </w:tc>
+            </w:tr>
+            <w:tr>
+              <w:trPr>
+                <w:cantSplit/>
+              </w:trPr>
+              <w:tc>
+                <w:tcPr/>
+                <w:p>
+                  <w:pPr>
+                    <w:pStyle w:val="Compact"/>
+                    <w:keepNext/>
+                  </w:pPr>
+                </w:p>
+              </w:tc>
+              <w:tc>
+                <w:tcPr/>
+                <w:p>
+                  <w:pPr>
+                    <w:pStyle w:val="Compact"/>
+                    <w:keepNext/>
+                  </w:pPr>
+                </w:p>
+              </w:tc>
+              <w:tc>
+                <w:tcPr/>
+                <w:p>
+                  <w:pPr>
+                    <w:pStyle w:val="Compact"/>
+                    <w:keepNext/>
+                  </w:pPr>
+                </w:p>
+              </w:tc>
+              <w:tc>
+                <w:tcPr/>
+                <w:p>
+                  <w:pPr>
+                    <w:pStyle w:val="Compact"/>
+                    <w:keepNext/>
+                  </w:pPr>
+                </w:p>
+              </w:tc>
+              <w:tc>
+                <w:tcPr/>
+                <w:p>
+                  <w:pPr>
+                    <w:pStyle w:val="Compact"/>
+                    <w:keepNext/>
+                  </w:pPr>
+                </w:p>
+              </w:tc>
+            </w:tr>
+            <w:tr>
+              <w:trPr>
+                <w:cantSplit/>
+              </w:trPr>
+              <w:tc>
+                <w:tcPr/>
+                <w:p>
+                  <w:pPr>
+                    <w:pStyle w:val="Compact"/>
+                  </w:pPr>
+                </w:p>
+              </w:tc>
+              <w:tc>
+                <w:tcPr/>
+                <w:p>
+                  <w:pPr>
+                    <w:pStyle w:val="Compact"/>
+                  </w:pPr>
+                </w:p>
+              </w:tc>
+              <w:tc>
+                <w:tcPr/>
+                <w:p>
+                  <w:pPr>
+                    <w:pStyle w:val="Compact"/>
+                  </w:pPr>
+                </w:p>
+              </w:tc>
+              <w:tc>
+                <w:tcPr/>
+                <w:p>
+                  <w:pPr>
+                    <w:pStyle w:val="Compact"/>
+                  </w:pPr>
+                </w:p>
+              </w:tc>
+              <w:tc>
+                <w:tcPr/>
+                <w:p>
+                  <w:pPr>
+                    <w:pStyle w:val="Compact"/>
+                  </w:pPr>
+                </w:p>
+              </w:tc>
+            </w:tr>
+          </w:tbl>
+          <w:bookmarkEnd w:id="36"/>
+          <w:p/>
+        </w:tc>
+      </w:tr>
+    </w:tbl>
+    <w:p>
+      <w:pPr>
+        <w:pStyle w:val="Compact"/>
+        <w:numPr>
+          <w:ilvl w:val="0"/>
+          <w:numId w:val="1008"/>
+        </w:numPr>
+      </w:pPr>
+      <w:r>
+        <w:rPr>
+          <w:b/>
+          <w:bCs/>
+        </w:rPr>
+        <w:t xml:space="preserve">Fejlkilder.</w:t>
+      </w:r>
+      <w:r>
+        <w:t xml:space="preserve"> </w:t>
+      </w:r>
+      <w:r>
+        <w:t xml:space="preserve">Gik noget galt undervejs — fx et gærrør, der proppede til, en forkert aflæst temperatur eller en forsinket start — skal I skrive hvad, og vurdere, hvilken vej det trak resultatet. Gik alt som planlagt, skriver I det.</w:t>
+      </w:r>
+    </w:p>
+    <w:p>
+      <w:pPr>
+        <w:pStyle w:val="Compact"/>
+        <w:numPr>
+          <w:ilvl w:val="0"/>
+          <w:numId w:val="1008"/>
+        </w:numPr>
+      </w:pPr>
+      <w:r>
+        <w:rPr>
+          <w:b/>
+          <w:bCs/>
+        </w:rPr>
+        <w:t xml:space="preserve">Konklusion.</w:t>
+      </w:r>
+      <w:r>
+        <w:t xml:space="preserve"> </w:t>
+      </w:r>
+      <w:r>
+        <w:t xml:space="preserve">Saml op: hvordan påvirkede temperaturen gæringshastigheden, hvad viste kolbe 1, og hvordan stemte BTB-farveskiftet overens med bobletællingerne?</w:t>
+      </w:r>
+    </w:p>
+    <w:bookmarkEnd w:id="37"/>
     <w:sectPr>
       <w:headerReference r:id="rId7" w:type="default"/>
       <w:footerReference r:id="rId8" w:type="default"/>
@@ -1796,6 +2442,91 @@
       </w:rPr>
     </w:lvl>
   </w:abstractNum>
+  <w:abstractNum w:abstractNumId="99417">
+    <w:nsid w:val="00A99417"/>
+    <w:multiLevelType w:val="multilevel"/>
+    <w:lvl w:ilvl="0">
+      <w:start w:val="7"/>
+      <w:numFmt w:val="decimal"/>
+      <w:lvlText w:val="%1."/>
+      <w:lvlJc w:val="left"/>
+      <w:pPr>
+        <w:ind w:left="720" w:hanging="360"/>
+      </w:pPr>
+    </w:lvl>
+    <w:lvl w:ilvl="1">
+      <w:start w:val="7"/>
+      <w:numFmt w:val="decimal"/>
+      <w:lvlText w:val="%2."/>
+      <w:lvlJc w:val="left"/>
+      <w:pPr>
+        <w:ind w:left="1440" w:hanging="360"/>
+      </w:pPr>
+    </w:lvl>
+    <w:lvl w:ilvl="2">
+      <w:start w:val="7"/>
+      <w:numFmt w:val="decimal"/>
+      <w:lvlText w:val="%3."/>
+      <w:lvlJc w:val="left"/>
+      <w:pPr>
+        <w:ind w:left="2160" w:hanging="360"/>
+      </w:pPr>
+    </w:lvl>
+    <w:lvl w:ilvl="3">
+      <w:start w:val="7"/>
+      <w:numFmt w:val="decimal"/>
+      <w:lvlText w:val="%4."/>
+      <w:lvlJc w:val="left"/>
+      <w:pPr>
+        <w:ind w:left="2880" w:hanging="360"/>
+      </w:pPr>
+    </w:lvl>
+    <w:lvl w:ilvl="4">
+      <w:start w:val="7"/>
+      <w:numFmt w:val="decimal"/>
+      <w:lvlText w:val="%5."/>
+      <w:lvlJc w:val="left"/>
+      <w:pPr>
+        <w:ind w:left="3600" w:hanging="360"/>
+      </w:pPr>
+    </w:lvl>
+    <w:lvl w:ilvl="5">
+      <w:start w:val="7"/>
+      <w:numFmt w:val="decimal"/>
+      <w:lvlText w:val="%6."/>
+      <w:lvlJc w:val="left"/>
+      <w:pPr>
+        <w:ind w:left="4320" w:hanging="360"/>
+      </w:pPr>
+    </w:lvl>
+    <w:lvl w:ilvl="6">
+      <w:start w:val="7"/>
+      <w:numFmt w:val="decimal"/>
+      <w:lvlText w:val="%7."/>
+      <w:lvlJc w:val="left"/>
+      <w:pPr>
+        <w:ind w:left="5040" w:hanging="360"/>
+      </w:pPr>
+    </w:lvl>
+    <w:lvl w:ilvl="7">
+      <w:start w:val="7"/>
+      <w:numFmt w:val="decimal"/>
+      <w:lvlText w:val="%8."/>
+      <w:lvlJc w:val="left"/>
+      <w:pPr>
+        <w:ind w:left="5760" w:hanging="360"/>
+      </w:pPr>
+    </w:lvl>
+    <w:lvl w:ilvl="8">
+      <w:start w:val="7"/>
+      <w:numFmt w:val="decimal"/>
+      <w:lvlText w:val="%9."/>
+      <w:lvlJc w:val="left"/>
+      <w:pPr>
+        <w:ind w:left="6480" w:hanging="360"/>
+      </w:pPr>
+    </w:lvl>
+  </w:abstractNum>
   <w:num w:numId="1">
     <w:abstractNumId w:val="1"/>
     <w:lvlOverride w:ilvl="0">
@@ -1942,6 +2673,66 @@
   </w:num>
   <w:num w:numId="1006">
     <w:abstractNumId w:val="991"/>
+  </w:num>
+  <w:num w:numId="1007">
+    <w:abstractNumId w:val="99411"/>
+    <w:lvlOverride w:ilvl="0">
+      <w:startOverride w:val="1"/>
+    </w:lvlOverride>
+    <w:lvlOverride w:ilvl="1">
+      <w:startOverride w:val="1"/>
+    </w:lvlOverride>
+    <w:lvlOverride w:ilvl="2">
+      <w:startOverride w:val="1"/>
+    </w:lvlOverride>
+    <w:lvlOverride w:ilvl="3">
+      <w:startOverride w:val="1"/>
+    </w:lvlOverride>
+    <w:lvlOverride w:ilvl="4">
+      <w:startOverride w:val="1"/>
+    </w:lvlOverride>
+    <w:lvlOverride w:ilvl="5">
+      <w:startOverride w:val="1"/>
+    </w:lvlOverride>
+    <w:lvlOverride w:ilvl="6">
+      <w:startOverride w:val="1"/>
+    </w:lvlOverride>
+    <w:lvlOverride w:ilvl="7">
+      <w:startOverride w:val="1"/>
+    </w:lvlOverride>
+    <w:lvlOverride w:ilvl="8">
+      <w:startOverride w:val="1"/>
+    </w:lvlOverride>
+  </w:num>
+  <w:num w:numId="1008">
+    <w:abstractNumId w:val="99417"/>
+    <w:lvlOverride w:ilvl="0">
+      <w:startOverride w:val="7"/>
+    </w:lvlOverride>
+    <w:lvlOverride w:ilvl="1">
+      <w:startOverride w:val="7"/>
+    </w:lvlOverride>
+    <w:lvlOverride w:ilvl="2">
+      <w:startOverride w:val="7"/>
+    </w:lvlOverride>
+    <w:lvlOverride w:ilvl="3">
+      <w:startOverride w:val="7"/>
+    </w:lvlOverride>
+    <w:lvlOverride w:ilvl="4">
+      <w:startOverride w:val="7"/>
+    </w:lvlOverride>
+    <w:lvlOverride w:ilvl="5">
+      <w:startOverride w:val="7"/>
+    </w:lvlOverride>
+    <w:lvlOverride w:ilvl="6">
+      <w:startOverride w:val="7"/>
+    </w:lvlOverride>
+    <w:lvlOverride w:ilvl="7">
+      <w:startOverride w:val="7"/>
+    </w:lvlOverride>
+    <w:lvlOverride w:ilvl="8">
+      <w:startOverride w:val="7"/>
+    </w:lvlOverride>
   </w:num>
 </w:numbering>
 </file>

--- a/Øvelser/Biologi/gaerforsog-bobleforsog/gaerforsog-bobleforsog.docx
+++ b/Øvelser/Biologi/gaerforsog-bobleforsog/gaerforsog-bobleforsog.docx
@@ -1315,7 +1315,7 @@
         <w:t xml:space="preserve"> </w:t>
       </w:r>
       <w:r>
-        <w:t xml:space="preserve">— hvor hurtigt gæren omsætter sukker til CO₂. Beskriv ud fra jeres graf, om hastigheden stiger, falder eller er nogenlunde konstant i løbet af de 30 minutter for hver kolbe.</w:t>
+        <w:t xml:space="preserve">— hvor hurtigt gæren omsætter sukker til CO₂. Beskriv ud fra jeres graf, om hastigheden stiger, falder eller er nogenlunde konstant i løbet af de 30 minutter for hver kolbe, og aflæs, hvornår hver kolbe gærede hurtigst.</w:t>
       </w:r>
     </w:p>
     <w:p>
@@ -1327,7 +1327,502 @@
         </w:numPr>
       </w:pPr>
       <w:r>
-        <w:t xml:space="preserve">Sammenlign kolbe 2, 3 og 4, som havde samme opskrift, men forskellig temperatur. Ved hvilken temperatur var gæringen hurtigst? Gæring er en enzymatisk proces — brug begreberne</w:t>
+        <w:t xml:space="preserve">Sammenlign kolberne parvis ud fra</w:t>
+      </w:r>
+      <w:r>
+        <w:t xml:space="preserve"> </w:t>
+      </w:r>
+      <w:hyperlink w:anchor="tbl-1">
+        <w:r>
+          <w:rPr>
+            <w:rStyle w:val="Hyperlink"/>
+          </w:rPr>
+          <w:t xml:space="preserve">Tabel 1</w:t>
+        </w:r>
+      </w:hyperlink>
+      <w:r>
+        <w:t xml:space="preserve"> </w:t>
+      </w:r>
+      <w:r>
+        <w:t xml:space="preserve">— både tiden til den første boble og bobletallene:</w:t>
+      </w:r>
+    </w:p>
+    <w:p>
+      <w:pPr>
+        <w:pStyle w:val="Compact"/>
+        <w:numPr>
+          <w:ilvl w:val="1"/>
+          <w:numId w:val="1008"/>
+        </w:numPr>
+      </w:pPr>
+      <w:r>
+        <w:t xml:space="preserve">kolbe 2 og 3 (stuetemperatur mod håndvarmt),</w:t>
+      </w:r>
+    </w:p>
+    <w:p>
+      <w:pPr>
+        <w:pStyle w:val="Compact"/>
+        <w:numPr>
+          <w:ilvl w:val="1"/>
+          <w:numId w:val="1008"/>
+        </w:numPr>
+      </w:pPr>
+      <w:r>
+        <w:t xml:space="preserve">kolbe 3 og 4 (håndvarmt mod varmt),</w:t>
+      </w:r>
+    </w:p>
+    <w:p>
+      <w:pPr>
+        <w:pStyle w:val="Compact"/>
+        <w:numPr>
+          <w:ilvl w:val="1"/>
+          <w:numId w:val="1008"/>
+        </w:numPr>
+      </w:pPr>
+      <w:r>
+        <w:t xml:space="preserve">kolbe 1 og 2 (gæren rørt ud tørt i sukker mod gæren rørt ud i sukkervand, samme temperatur).</w:t>
+      </w:r>
+    </w:p>
+    <w:p>
+      <w:pPr>
+        <w:pStyle w:val="Compact"/>
+        <w:numPr>
+          <w:ilvl w:val="0"/>
+          <w:numId w:val="1007"/>
+        </w:numPr>
+      </w:pPr>
+      <w:r>
+        <w:t xml:space="preserve">Sammenlign tidspunktet for BTB’s farveskift i hver kolbe med tidspunktet for den første boble og med bobletallene.</w:t>
+      </w:r>
+    </w:p>
+    <w:p>
+      <w:pPr>
+        <w:pStyle w:val="Compact"/>
+        <w:numPr>
+          <w:ilvl w:val="0"/>
+          <w:numId w:val="1007"/>
+        </w:numPr>
+      </w:pPr>
+      <w:r>
+        <w:t xml:space="preserve">Skriv jeres målte temperaturer for kolbe 3 og 4 samt bobletallene efter 15 minutter ind i klassens skema (</w:t>
+      </w:r>
+      <w:hyperlink w:anchor="tbl-2">
+        <w:r>
+          <w:rPr>
+            <w:rStyle w:val="Hyperlink"/>
+          </w:rPr>
+          <w:t xml:space="preserve">Tabel 2</w:t>
+        </w:r>
+      </w:hyperlink>
+      <w:r>
+        <w:t xml:space="preserve">). Afsæt klassens tal i et punktdiagram med temperatur på x-aksen og bobler pr. minut på y-aksen. Følger tallene på tværs af klassen samme mønster som jeres egen graf?</w:t>
+      </w:r>
+    </w:p>
+    <w:tbl>
+      <w:tblPr>
+        <w:tblStyle w:val="Table"/>
+        <w:tblW w:type="pct" w:w="5000"/>
+        <w:tblLayout w:type="fixed"/>
+        <w:tblLook w:firstRow="0" w:lastRow="0" w:firstColumn="0" w:lastColumn="0" w:noHBand="0" w:noVBand="0" w:val="0000"/>
+      </w:tblPr>
+      <w:tblGrid>
+        <w:gridCol w:w="7920"/>
+      </w:tblGrid>
+      <w:tr>
+        <w:tc>
+          <w:tcPr/>
+          <w:bookmarkStart w:id="36" w:name="tbl-2"/>
+          <w:p>
+            <w:pPr>
+              <w:jc w:val="center"/>
+            </w:pPr>
+            <w:pPr>
+              <w:jc w:val="left"/>
+              <w:spacing w:before="200"/>
+              <w:pStyle w:val="ImageCaption"/>
+            </w:pPr>
+            <w:r>
+              <w:t xml:space="preserve">Tabel 2: Klassens temperaturer og gæringshastigheder for kolbe 3 og 4.</w:t>
+            </w:r>
+          </w:p>
+          <w:tbl>
+            <w:tblPr>
+              <w:tblStyle w:val="Table"/>
+              <w:tblW w:type="pct" w:w="5000"/>
+              <w:tblLayout w:type="fixed"/>
+              <w:tblLook w:firstRow="1" w:lastRow="0" w:firstColumn="0" w:lastColumn="0" w:noHBand="0" w:noVBand="0" w:val="0020"/>
+            </w:tblPr>
+            <w:tblGrid>
+              <w:gridCol w:w="1320"/>
+              <w:gridCol w:w="1650"/>
+              <w:gridCol w:w="1650"/>
+              <w:gridCol w:w="1650"/>
+              <w:gridCol w:w="1650"/>
+            </w:tblGrid>
+            <w:tr>
+              <w:trPr>
+                <w:cantSplit/>
+                <w:tblHeader w:val="on"/>
+              </w:trPr>
+              <w:tc>
+                <w:tcPr/>
+                <w:p>
+                  <w:pPr>
+                    <w:pStyle w:val="Compact"/>
+                    <w:keepNext/>
+                    <w:jc w:val="left"/>
+                    <w:jc w:val="center"/>
+                  </w:pPr>
+                  <w:r>
+                    <w:t xml:space="preserve">Gruppe</w:t>
+                  </w:r>
+                </w:p>
+              </w:tc>
+              <w:tc>
+                <w:tcPr/>
+                <w:p>
+                  <w:pPr>
+                    <w:pStyle w:val="Compact"/>
+                    <w:keepNext/>
+                    <w:jc w:val="center"/>
+                    <w:jc w:val="center"/>
+                  </w:pPr>
+                  <w:r>
+                    <w:t xml:space="preserve">Temp. kolbe 3 (°C)</w:t>
+                  </w:r>
+                </w:p>
+              </w:tc>
+              <w:tc>
+                <w:tcPr/>
+                <w:p>
+                  <w:pPr>
+                    <w:pStyle w:val="Compact"/>
+                    <w:keepNext/>
+                    <w:jc w:val="center"/>
+                    <w:jc w:val="center"/>
+                  </w:pPr>
+                  <w:r>
+                    <w:t xml:space="preserve">Bobler/min, kolbe 3 (15 min)</w:t>
+                  </w:r>
+                </w:p>
+              </w:tc>
+              <w:tc>
+                <w:tcPr/>
+                <w:p>
+                  <w:pPr>
+                    <w:pStyle w:val="Compact"/>
+                    <w:keepNext/>
+                    <w:jc w:val="center"/>
+                    <w:jc w:val="center"/>
+                  </w:pPr>
+                  <w:r>
+                    <w:t xml:space="preserve">Temp. kolbe 4 (°C)</w:t>
+                  </w:r>
+                </w:p>
+              </w:tc>
+              <w:tc>
+                <w:tcPr/>
+                <w:p>
+                  <w:pPr>
+                    <w:pStyle w:val="Compact"/>
+                    <w:keepNext/>
+                    <w:jc w:val="center"/>
+                    <w:jc w:val="center"/>
+                  </w:pPr>
+                  <w:r>
+                    <w:t xml:space="preserve">Bobler/min, kolbe 4 (15 min)</w:t>
+                  </w:r>
+                </w:p>
+              </w:tc>
+            </w:tr>
+            <w:tr>
+              <w:trPr>
+                <w:cantSplit/>
+              </w:trPr>
+              <w:tc>
+                <w:tcPr/>
+                <w:p>
+                  <w:pPr>
+                    <w:pStyle w:val="Compact"/>
+                    <w:keepNext/>
+                    <w:jc w:val="left"/>
+                    <w:jc w:val="center"/>
+                  </w:pPr>
+                  <w:r>
+                    <w:t xml:space="preserve">Vores</w:t>
+                  </w:r>
+                </w:p>
+              </w:tc>
+              <w:tc>
+                <w:tcPr/>
+                <w:p>
+                  <w:pPr>
+                    <w:pStyle w:val="Compact"/>
+                    <w:keepNext/>
+                  </w:pPr>
+                </w:p>
+              </w:tc>
+              <w:tc>
+                <w:tcPr/>
+                <w:p>
+                  <w:pPr>
+                    <w:pStyle w:val="Compact"/>
+                    <w:keepNext/>
+                  </w:pPr>
+                </w:p>
+              </w:tc>
+              <w:tc>
+                <w:tcPr/>
+                <w:p>
+                  <w:pPr>
+                    <w:pStyle w:val="Compact"/>
+                    <w:keepNext/>
+                  </w:pPr>
+                </w:p>
+              </w:tc>
+              <w:tc>
+                <w:tcPr/>
+                <w:p>
+                  <w:pPr>
+                    <w:pStyle w:val="Compact"/>
+                    <w:keepNext/>
+                  </w:pPr>
+                </w:p>
+              </w:tc>
+            </w:tr>
+            <w:tr>
+              <w:trPr>
+                <w:cantSplit/>
+              </w:trPr>
+              <w:tc>
+                <w:tcPr/>
+                <w:p>
+                  <w:pPr>
+                    <w:pStyle w:val="Compact"/>
+                    <w:keepNext/>
+                  </w:pPr>
+                </w:p>
+              </w:tc>
+              <w:tc>
+                <w:tcPr/>
+                <w:p>
+                  <w:pPr>
+                    <w:pStyle w:val="Compact"/>
+                    <w:keepNext/>
+                  </w:pPr>
+                </w:p>
+              </w:tc>
+              <w:tc>
+                <w:tcPr/>
+                <w:p>
+                  <w:pPr>
+                    <w:pStyle w:val="Compact"/>
+                    <w:keepNext/>
+                  </w:pPr>
+                </w:p>
+              </w:tc>
+              <w:tc>
+                <w:tcPr/>
+                <w:p>
+                  <w:pPr>
+                    <w:pStyle w:val="Compact"/>
+                    <w:keepNext/>
+                  </w:pPr>
+                </w:p>
+              </w:tc>
+              <w:tc>
+                <w:tcPr/>
+                <w:p>
+                  <w:pPr>
+                    <w:pStyle w:val="Compact"/>
+                    <w:keepNext/>
+                  </w:pPr>
+                </w:p>
+              </w:tc>
+            </w:tr>
+            <w:tr>
+              <w:trPr>
+                <w:cantSplit/>
+              </w:trPr>
+              <w:tc>
+                <w:tcPr/>
+                <w:p>
+                  <w:pPr>
+                    <w:pStyle w:val="Compact"/>
+                    <w:keepNext/>
+                  </w:pPr>
+                </w:p>
+              </w:tc>
+              <w:tc>
+                <w:tcPr/>
+                <w:p>
+                  <w:pPr>
+                    <w:pStyle w:val="Compact"/>
+                    <w:keepNext/>
+                  </w:pPr>
+                </w:p>
+              </w:tc>
+              <w:tc>
+                <w:tcPr/>
+                <w:p>
+                  <w:pPr>
+                    <w:pStyle w:val="Compact"/>
+                    <w:keepNext/>
+                  </w:pPr>
+                </w:p>
+              </w:tc>
+              <w:tc>
+                <w:tcPr/>
+                <w:p>
+                  <w:pPr>
+                    <w:pStyle w:val="Compact"/>
+                    <w:keepNext/>
+                  </w:pPr>
+                </w:p>
+              </w:tc>
+              <w:tc>
+                <w:tcPr/>
+                <w:p>
+                  <w:pPr>
+                    <w:pStyle w:val="Compact"/>
+                    <w:keepNext/>
+                  </w:pPr>
+                </w:p>
+              </w:tc>
+            </w:tr>
+            <w:tr>
+              <w:trPr>
+                <w:cantSplit/>
+              </w:trPr>
+              <w:tc>
+                <w:tcPr/>
+                <w:p>
+                  <w:pPr>
+                    <w:pStyle w:val="Compact"/>
+                    <w:keepNext/>
+                  </w:pPr>
+                </w:p>
+              </w:tc>
+              <w:tc>
+                <w:tcPr/>
+                <w:p>
+                  <w:pPr>
+                    <w:pStyle w:val="Compact"/>
+                    <w:keepNext/>
+                  </w:pPr>
+                </w:p>
+              </w:tc>
+              <w:tc>
+                <w:tcPr/>
+                <w:p>
+                  <w:pPr>
+                    <w:pStyle w:val="Compact"/>
+                    <w:keepNext/>
+                  </w:pPr>
+                </w:p>
+              </w:tc>
+              <w:tc>
+                <w:tcPr/>
+                <w:p>
+                  <w:pPr>
+                    <w:pStyle w:val="Compact"/>
+                    <w:keepNext/>
+                  </w:pPr>
+                </w:p>
+              </w:tc>
+              <w:tc>
+                <w:tcPr/>
+                <w:p>
+                  <w:pPr>
+                    <w:pStyle w:val="Compact"/>
+                    <w:keepNext/>
+                  </w:pPr>
+                </w:p>
+              </w:tc>
+            </w:tr>
+            <w:tr>
+              <w:trPr>
+                <w:cantSplit/>
+              </w:trPr>
+              <w:tc>
+                <w:tcPr/>
+                <w:p>
+                  <w:pPr>
+                    <w:pStyle w:val="Compact"/>
+                  </w:pPr>
+                </w:p>
+              </w:tc>
+              <w:tc>
+                <w:tcPr/>
+                <w:p>
+                  <w:pPr>
+                    <w:pStyle w:val="Compact"/>
+                  </w:pPr>
+                </w:p>
+              </w:tc>
+              <w:tc>
+                <w:tcPr/>
+                <w:p>
+                  <w:pPr>
+                    <w:pStyle w:val="Compact"/>
+                  </w:pPr>
+                </w:p>
+              </w:tc>
+              <w:tc>
+                <w:tcPr/>
+                <w:p>
+                  <w:pPr>
+                    <w:pStyle w:val="Compact"/>
+                  </w:pPr>
+                </w:p>
+              </w:tc>
+              <w:tc>
+                <w:tcPr/>
+                <w:p>
+                  <w:pPr>
+                    <w:pStyle w:val="Compact"/>
+                  </w:pPr>
+                </w:p>
+              </w:tc>
+            </w:tr>
+          </w:tbl>
+          <w:bookmarkEnd w:id="36"/>
+          <w:p/>
+        </w:tc>
+      </w:tr>
+    </w:tbl>
+    <w:bookmarkEnd w:id="37"/>
+    <w:bookmarkStart w:id="38" w:name="journalspørgsmål"/>
+    <w:p>
+      <w:pPr>
+        <w:pStyle w:val="Heading2"/>
+      </w:pPr>
+      <w:r>
+        <w:t xml:space="preserve">Journalspørgsmål</w:t>
+      </w:r>
+    </w:p>
+    <w:p>
+      <w:pPr>
+        <w:pStyle w:val="Compact"/>
+        <w:numPr>
+          <w:ilvl w:val="0"/>
+          <w:numId w:val="1009"/>
+        </w:numPr>
+      </w:pPr>
+      <w:r>
+        <w:t xml:space="preserve">Hvad er det, der bobler ud af gærrøret? Forklar med reaktionsskemaet for alkoholgæring, og forklar, hvorfor gæren gærer frem for at respirere inde i den lukkede kolbe.</w:t>
+      </w:r>
+    </w:p>
+    <w:p>
+      <w:pPr>
+        <w:pStyle w:val="Compact"/>
+        <w:numPr>
+          <w:ilvl w:val="0"/>
+          <w:numId w:val="1009"/>
+        </w:numPr>
+      </w:pPr>
+      <w:r>
+        <w:t xml:space="preserve">Hvorfor er det bedst at lune væsken, når man bager? Brug jeres sammenligning af kolbe 2 og 3 og begreberne</w:t>
       </w:r>
       <w:r>
         <w:t xml:space="preserve"> </w:t>
@@ -1356,10 +1851,7 @@
         <w:t xml:space="preserve">optimumstemperatur</w:t>
       </w:r>
       <w:r>
-        <w:t xml:space="preserve"> </w:t>
-      </w:r>
-      <w:r>
-        <w:t xml:space="preserve">til at forklare forskellen, og forhold jer til, om den varmeste kolbe gærede langsommere end forventet.</w:t>
+        <w:t xml:space="preserve">.</w:t>
       </w:r>
     </w:p>
     <w:p>
@@ -1367,11 +1859,11 @@
         <w:pStyle w:val="Compact"/>
         <w:numPr>
           <w:ilvl w:val="0"/>
-          <w:numId w:val="1007"/>
+          <w:numId w:val="1009"/>
         </w:numPr>
       </w:pPr>
       <w:r>
-        <w:t xml:space="preserve">Sammenlign kolbe 1 og kolbe 2, som havde samme temperatur, men hvor kolbe 1 ikke fik tilsat vand, før sukkeret og gæren var rørt sammen tørt. Hvad viser forskellen mellem de to kolber om, hvad gæren og sukkeret har brug for, for at gæringen kan komme i gang?</w:t>
+        <w:t xml:space="preserve">Hvorfor må dejen ikke blive mere end håndvarm? Brug jeres sammenligning af kolbe 3 og 4, og forklar, hvad der sker med gærens enzymer ved høj temperatur. Gærede den varmeste kolbe langsommere end forventet?</w:t>
       </w:r>
     </w:p>
     <w:p>
@@ -1379,11 +1871,23 @@
         <w:pStyle w:val="Compact"/>
         <w:numPr>
           <w:ilvl w:val="0"/>
-          <w:numId w:val="1007"/>
+          <w:numId w:val="1009"/>
         </w:numPr>
       </w:pPr>
       <w:r>
-        <w:t xml:space="preserve">Sammenlign tidspunktet for BTB’s farveskift i hver kolbe med tidspunktet for den første boble og med bobletallene. CO₂ opløses i vandet og danner kulsyre (</w:t>
+        <w:t xml:space="preserve">Tidligere rørte man gæren ud i salt eller sukker, før væsken blev tilsat. Hvad viser forskellen mellem kolbe 1 og 2 om, hvorfor det er bedre at røre gæren ud i væske først? (Tænk på osmose.)</w:t>
+      </w:r>
+    </w:p>
+    <w:p>
+      <w:pPr>
+        <w:pStyle w:val="Compact"/>
+        <w:numPr>
+          <w:ilvl w:val="0"/>
+          <w:numId w:val="1009"/>
+        </w:numPr>
+      </w:pPr>
+      <w:r>
+        <w:t xml:space="preserve">CO₂ opløses i vandet og danner kulsyre (</w:t>
       </w:r>
       <m:oMath>
         <m:sSub>
@@ -1471,7 +1975,7 @@
         </m:sSub>
       </m:oMath>
       <w:r>
-        <w:t xml:space="preserve">), som sænker pH. Hænger farveskiftet sammen med, hvor hurtigt kolben gærede?</w:t>
+        <w:t xml:space="preserve">), som sænker pH. Forklar BTB’s farveskift, og diskutér, om farveskiftet hænger sammen med, hvor hurtigt kolben gærede.</w:t>
       </w:r>
     </w:p>
     <w:p>
@@ -1479,417 +1983,23 @@
         <w:pStyle w:val="Compact"/>
         <w:numPr>
           <w:ilvl w:val="0"/>
-          <w:numId w:val="1007"/>
+          <w:numId w:val="1009"/>
         </w:numPr>
       </w:pPr>
       <w:r>
-        <w:t xml:space="preserve">Skriv jeres målte temperaturer for kolbe 3 og 4 samt bobletallene efter 15 minutter ind i klassens skema (</w:t>
-      </w:r>
-      <w:hyperlink w:anchor="tbl-2">
-        <w:r>
-          <w:rPr>
-            <w:rStyle w:val="Hyperlink"/>
-          </w:rPr>
-          <w:t xml:space="preserve">Tabel 2</w:t>
-        </w:r>
-      </w:hyperlink>
-      <w:r>
-        <w:t xml:space="preserve">). Sammenlign med de andre gruppers resultater: følger tallene på tværs af klassen samme mønster som jeres egen graf, eller er der grupper, hvor sammenhængen mellem temperatur og gæringshastighed ser anderledes ud?</w:t>
-      </w:r>
-    </w:p>
-    <w:tbl>
-      <w:tblPr>
-        <w:tblStyle w:val="Table"/>
-        <w:tblW w:type="pct" w:w="5000"/>
-        <w:tblLayout w:type="fixed"/>
-        <w:tblLook w:firstRow="0" w:lastRow="0" w:firstColumn="0" w:lastColumn="0" w:noHBand="0" w:noVBand="0" w:val="0000"/>
-      </w:tblPr>
-      <w:tblGrid>
-        <w:gridCol w:w="7920"/>
-      </w:tblGrid>
-      <w:tr>
-        <w:tc>
-          <w:tcPr/>
-          <w:bookmarkStart w:id="36" w:name="tbl-2"/>
-          <w:p>
-            <w:pPr>
-              <w:jc w:val="center"/>
-            </w:pPr>
-            <w:pPr>
-              <w:jc w:val="left"/>
-              <w:spacing w:before="200"/>
-              <w:pStyle w:val="ImageCaption"/>
-            </w:pPr>
-            <w:r>
-              <w:t xml:space="preserve">Tabel 2: Klassens temperaturer og gæringshastigheder for kolbe 3 og 4.</w:t>
-            </w:r>
-          </w:p>
-          <w:tbl>
-            <w:tblPr>
-              <w:tblStyle w:val="Table"/>
-              <w:tblW w:type="pct" w:w="5000"/>
-              <w:tblLayout w:type="fixed"/>
-              <w:tblLook w:firstRow="1" w:lastRow="0" w:firstColumn="0" w:lastColumn="0" w:noHBand="0" w:noVBand="0" w:val="0020"/>
-            </w:tblPr>
-            <w:tblGrid>
-              <w:gridCol w:w="1320"/>
-              <w:gridCol w:w="1650"/>
-              <w:gridCol w:w="1650"/>
-              <w:gridCol w:w="1650"/>
-              <w:gridCol w:w="1650"/>
-            </w:tblGrid>
-            <w:tr>
-              <w:trPr>
-                <w:cantSplit/>
-                <w:tblHeader w:val="on"/>
-              </w:trPr>
-              <w:tc>
-                <w:tcPr/>
-                <w:p>
-                  <w:pPr>
-                    <w:pStyle w:val="Compact"/>
-                    <w:keepNext/>
-                    <w:jc w:val="left"/>
-                    <w:jc w:val="center"/>
-                  </w:pPr>
-                  <w:r>
-                    <w:t xml:space="preserve">Gruppe</w:t>
-                  </w:r>
-                </w:p>
-              </w:tc>
-              <w:tc>
-                <w:tcPr/>
-                <w:p>
-                  <w:pPr>
-                    <w:pStyle w:val="Compact"/>
-                    <w:keepNext/>
-                    <w:jc w:val="center"/>
-                    <w:jc w:val="center"/>
-                  </w:pPr>
-                  <w:r>
-                    <w:t xml:space="preserve">Temp. kolbe 3 (°C)</w:t>
-                  </w:r>
-                </w:p>
-              </w:tc>
-              <w:tc>
-                <w:tcPr/>
-                <w:p>
-                  <w:pPr>
-                    <w:pStyle w:val="Compact"/>
-                    <w:keepNext/>
-                    <w:jc w:val="center"/>
-                    <w:jc w:val="center"/>
-                  </w:pPr>
-                  <w:r>
-                    <w:t xml:space="preserve">Bobler/min, kolbe 3 (15 min)</w:t>
-                  </w:r>
-                </w:p>
-              </w:tc>
-              <w:tc>
-                <w:tcPr/>
-                <w:p>
-                  <w:pPr>
-                    <w:pStyle w:val="Compact"/>
-                    <w:keepNext/>
-                    <w:jc w:val="center"/>
-                    <w:jc w:val="center"/>
-                  </w:pPr>
-                  <w:r>
-                    <w:t xml:space="preserve">Temp. kolbe 4 (°C)</w:t>
-                  </w:r>
-                </w:p>
-              </w:tc>
-              <w:tc>
-                <w:tcPr/>
-                <w:p>
-                  <w:pPr>
-                    <w:pStyle w:val="Compact"/>
-                    <w:keepNext/>
-                    <w:jc w:val="center"/>
-                    <w:jc w:val="center"/>
-                  </w:pPr>
-                  <w:r>
-                    <w:t xml:space="preserve">Bobler/min, kolbe 4 (15 min)</w:t>
-                  </w:r>
-                </w:p>
-              </w:tc>
-            </w:tr>
-            <w:tr>
-              <w:trPr>
-                <w:cantSplit/>
-              </w:trPr>
-              <w:tc>
-                <w:tcPr/>
-                <w:p>
-                  <w:pPr>
-                    <w:pStyle w:val="Compact"/>
-                    <w:keepNext/>
-                    <w:jc w:val="left"/>
-                    <w:jc w:val="center"/>
-                  </w:pPr>
-                  <w:r>
-                    <w:t xml:space="preserve">Vores</w:t>
-                  </w:r>
-                </w:p>
-              </w:tc>
-              <w:tc>
-                <w:tcPr/>
-                <w:p>
-                  <w:pPr>
-                    <w:pStyle w:val="Compact"/>
-                    <w:keepNext/>
-                  </w:pPr>
-                </w:p>
-              </w:tc>
-              <w:tc>
-                <w:tcPr/>
-                <w:p>
-                  <w:pPr>
-                    <w:pStyle w:val="Compact"/>
-                    <w:keepNext/>
-                  </w:pPr>
-                </w:p>
-              </w:tc>
-              <w:tc>
-                <w:tcPr/>
-                <w:p>
-                  <w:pPr>
-                    <w:pStyle w:val="Compact"/>
-                    <w:keepNext/>
-                  </w:pPr>
-                </w:p>
-              </w:tc>
-              <w:tc>
-                <w:tcPr/>
-                <w:p>
-                  <w:pPr>
-                    <w:pStyle w:val="Compact"/>
-                    <w:keepNext/>
-                  </w:pPr>
-                </w:p>
-              </w:tc>
-            </w:tr>
-            <w:tr>
-              <w:trPr>
-                <w:cantSplit/>
-              </w:trPr>
-              <w:tc>
-                <w:tcPr/>
-                <w:p>
-                  <w:pPr>
-                    <w:pStyle w:val="Compact"/>
-                    <w:keepNext/>
-                  </w:pPr>
-                </w:p>
-              </w:tc>
-              <w:tc>
-                <w:tcPr/>
-                <w:p>
-                  <w:pPr>
-                    <w:pStyle w:val="Compact"/>
-                    <w:keepNext/>
-                  </w:pPr>
-                </w:p>
-              </w:tc>
-              <w:tc>
-                <w:tcPr/>
-                <w:p>
-                  <w:pPr>
-                    <w:pStyle w:val="Compact"/>
-                    <w:keepNext/>
-                  </w:pPr>
-                </w:p>
-              </w:tc>
-              <w:tc>
-                <w:tcPr/>
-                <w:p>
-                  <w:pPr>
-                    <w:pStyle w:val="Compact"/>
-                    <w:keepNext/>
-                  </w:pPr>
-                </w:p>
-              </w:tc>
-              <w:tc>
-                <w:tcPr/>
-                <w:p>
-                  <w:pPr>
-                    <w:pStyle w:val="Compact"/>
-                    <w:keepNext/>
-                  </w:pPr>
-                </w:p>
-              </w:tc>
-            </w:tr>
-            <w:tr>
-              <w:trPr>
-                <w:cantSplit/>
-              </w:trPr>
-              <w:tc>
-                <w:tcPr/>
-                <w:p>
-                  <w:pPr>
-                    <w:pStyle w:val="Compact"/>
-                    <w:keepNext/>
-                  </w:pPr>
-                </w:p>
-              </w:tc>
-              <w:tc>
-                <w:tcPr/>
-                <w:p>
-                  <w:pPr>
-                    <w:pStyle w:val="Compact"/>
-                    <w:keepNext/>
-                  </w:pPr>
-                </w:p>
-              </w:tc>
-              <w:tc>
-                <w:tcPr/>
-                <w:p>
-                  <w:pPr>
-                    <w:pStyle w:val="Compact"/>
-                    <w:keepNext/>
-                  </w:pPr>
-                </w:p>
-              </w:tc>
-              <w:tc>
-                <w:tcPr/>
-                <w:p>
-                  <w:pPr>
-                    <w:pStyle w:val="Compact"/>
-                    <w:keepNext/>
-                  </w:pPr>
-                </w:p>
-              </w:tc>
-              <w:tc>
-                <w:tcPr/>
-                <w:p>
-                  <w:pPr>
-                    <w:pStyle w:val="Compact"/>
-                    <w:keepNext/>
-                  </w:pPr>
-                </w:p>
-              </w:tc>
-            </w:tr>
-            <w:tr>
-              <w:trPr>
-                <w:cantSplit/>
-              </w:trPr>
-              <w:tc>
-                <w:tcPr/>
-                <w:p>
-                  <w:pPr>
-                    <w:pStyle w:val="Compact"/>
-                    <w:keepNext/>
-                  </w:pPr>
-                </w:p>
-              </w:tc>
-              <w:tc>
-                <w:tcPr/>
-                <w:p>
-                  <w:pPr>
-                    <w:pStyle w:val="Compact"/>
-                    <w:keepNext/>
-                  </w:pPr>
-                </w:p>
-              </w:tc>
-              <w:tc>
-                <w:tcPr/>
-                <w:p>
-                  <w:pPr>
-                    <w:pStyle w:val="Compact"/>
-                    <w:keepNext/>
-                  </w:pPr>
-                </w:p>
-              </w:tc>
-              <w:tc>
-                <w:tcPr/>
-                <w:p>
-                  <w:pPr>
-                    <w:pStyle w:val="Compact"/>
-                    <w:keepNext/>
-                  </w:pPr>
-                </w:p>
-              </w:tc>
-              <w:tc>
-                <w:tcPr/>
-                <w:p>
-                  <w:pPr>
-                    <w:pStyle w:val="Compact"/>
-                    <w:keepNext/>
-                  </w:pPr>
-                </w:p>
-              </w:tc>
-            </w:tr>
-            <w:tr>
-              <w:trPr>
-                <w:cantSplit/>
-              </w:trPr>
-              <w:tc>
-                <w:tcPr/>
-                <w:p>
-                  <w:pPr>
-                    <w:pStyle w:val="Compact"/>
-                  </w:pPr>
-                </w:p>
-              </w:tc>
-              <w:tc>
-                <w:tcPr/>
-                <w:p>
-                  <w:pPr>
-                    <w:pStyle w:val="Compact"/>
-                  </w:pPr>
-                </w:p>
-              </w:tc>
-              <w:tc>
-                <w:tcPr/>
-                <w:p>
-                  <w:pPr>
-                    <w:pStyle w:val="Compact"/>
-                  </w:pPr>
-                </w:p>
-              </w:tc>
-              <w:tc>
-                <w:tcPr/>
-                <w:p>
-                  <w:pPr>
-                    <w:pStyle w:val="Compact"/>
-                  </w:pPr>
-                </w:p>
-              </w:tc>
-              <w:tc>
-                <w:tcPr/>
-                <w:p>
-                  <w:pPr>
-                    <w:pStyle w:val="Compact"/>
-                  </w:pPr>
-                </w:p>
-              </w:tc>
-            </w:tr>
-          </w:tbl>
-          <w:bookmarkEnd w:id="36"/>
-          <w:p/>
-        </w:tc>
-      </w:tr>
-    </w:tbl>
+        <w:t xml:space="preserve">Mel indeholder ikke sukker, men stivelse. Hvordan kan gæren alligevel hæve en dej uden tilsat sukker?</w:t>
+      </w:r>
+    </w:p>
     <w:p>
       <w:pPr>
         <w:pStyle w:val="Compact"/>
         <w:numPr>
           <w:ilvl w:val="0"/>
-          <w:numId w:val="1008"/>
+          <w:numId w:val="1009"/>
         </w:numPr>
       </w:pPr>
       <w:r>
-        <w:rPr>
-          <w:b/>
-          <w:bCs/>
-        </w:rPr>
-        <w:t xml:space="preserve">Fejlkilder.</w:t>
-      </w:r>
-      <w:r>
-        <w:t xml:space="preserve"> </w:t>
-      </w:r>
-      <w:r>
-        <w:t xml:space="preserve">Gik noget galt undervejs — fx et gærrør, der proppede til, en forkert aflæst temperatur eller en forsinket start — skal I skrive hvad, og vurdere, hvilken vej det trak resultatet. Gik alt som planlagt, skriver I det.</w:t>
+        <w:t xml:space="preserve">Hvilke fejlkilder var der — fx et gærrør, der proppede til, en forkert aflæst temperatur eller en forsinket start — og hvilken vej trak de resultatet?</w:t>
       </w:r>
     </w:p>
     <w:p>
@@ -1897,24 +2007,14 @@
         <w:pStyle w:val="Compact"/>
         <w:numPr>
           <w:ilvl w:val="0"/>
-          <w:numId w:val="1008"/>
+          <w:numId w:val="1009"/>
         </w:numPr>
       </w:pPr>
       <w:r>
-        <w:rPr>
-          <w:b/>
-          <w:bCs/>
-        </w:rPr>
-        <w:t xml:space="preserve">Konklusion.</w:t>
-      </w:r>
-      <w:r>
-        <w:t xml:space="preserve"> </w:t>
-      </w:r>
-      <w:r>
-        <w:t xml:space="preserve">Saml op: hvordan påvirkede temperaturen gæringshastigheden, hvad viste kolbe 1, og hvordan stemte BTB-farveskiftet overens med bobletællingerne?</w:t>
-      </w:r>
-    </w:p>
-    <w:bookmarkEnd w:id="37"/>
+        <w:t xml:space="preserve">Skriv en kort konklusion: hvordan påvirkede temperaturen gæringshastigheden, hvad viste kolbe 1, og hvordan stemte BTB-farveskiftet overens med bobletællingerne?</w:t>
+      </w:r>
+    </w:p>
+    <w:bookmarkEnd w:id="38"/>
     <w:sectPr>
       <w:headerReference r:id="rId7" w:type="default"/>
       <w:footerReference r:id="rId8" w:type="default"/>
@@ -2442,91 +2542,6 @@
       </w:rPr>
     </w:lvl>
   </w:abstractNum>
-  <w:abstractNum w:abstractNumId="99417">
-    <w:nsid w:val="00A99417"/>
-    <w:multiLevelType w:val="multilevel"/>
-    <w:lvl w:ilvl="0">
-      <w:start w:val="7"/>
-      <w:numFmt w:val="decimal"/>
-      <w:lvlText w:val="%1."/>
-      <w:lvlJc w:val="left"/>
-      <w:pPr>
-        <w:ind w:left="720" w:hanging="360"/>
-      </w:pPr>
-    </w:lvl>
-    <w:lvl w:ilvl="1">
-      <w:start w:val="7"/>
-      <w:numFmt w:val="decimal"/>
-      <w:lvlText w:val="%2."/>
-      <w:lvlJc w:val="left"/>
-      <w:pPr>
-        <w:ind w:left="1440" w:hanging="360"/>
-      </w:pPr>
-    </w:lvl>
-    <w:lvl w:ilvl="2">
-      <w:start w:val="7"/>
-      <w:numFmt w:val="decimal"/>
-      <w:lvlText w:val="%3."/>
-      <w:lvlJc w:val="left"/>
-      <w:pPr>
-        <w:ind w:left="2160" w:hanging="360"/>
-      </w:pPr>
-    </w:lvl>
-    <w:lvl w:ilvl="3">
-      <w:start w:val="7"/>
-      <w:numFmt w:val="decimal"/>
-      <w:lvlText w:val="%4."/>
-      <w:lvlJc w:val="left"/>
-      <w:pPr>
-        <w:ind w:left="2880" w:hanging="360"/>
-      </w:pPr>
-    </w:lvl>
-    <w:lvl w:ilvl="4">
-      <w:start w:val="7"/>
-      <w:numFmt w:val="decimal"/>
-      <w:lvlText w:val="%5."/>
-      <w:lvlJc w:val="left"/>
-      <w:pPr>
-        <w:ind w:left="3600" w:hanging="360"/>
-      </w:pPr>
-    </w:lvl>
-    <w:lvl w:ilvl="5">
-      <w:start w:val="7"/>
-      <w:numFmt w:val="decimal"/>
-      <w:lvlText w:val="%6."/>
-      <w:lvlJc w:val="left"/>
-      <w:pPr>
-        <w:ind w:left="4320" w:hanging="360"/>
-      </w:pPr>
-    </w:lvl>
-    <w:lvl w:ilvl="6">
-      <w:start w:val="7"/>
-      <w:numFmt w:val="decimal"/>
-      <w:lvlText w:val="%7."/>
-      <w:lvlJc w:val="left"/>
-      <w:pPr>
-        <w:ind w:left="5040" w:hanging="360"/>
-      </w:pPr>
-    </w:lvl>
-    <w:lvl w:ilvl="7">
-      <w:start w:val="7"/>
-      <w:numFmt w:val="decimal"/>
-      <w:lvlText w:val="%8."/>
-      <w:lvlJc w:val="left"/>
-      <w:pPr>
-        <w:ind w:left="5760" w:hanging="360"/>
-      </w:pPr>
-    </w:lvl>
-    <w:lvl w:ilvl="8">
-      <w:start w:val="7"/>
-      <w:numFmt w:val="decimal"/>
-      <w:lvlText w:val="%9."/>
-      <w:lvlJc w:val="left"/>
-      <w:pPr>
-        <w:ind w:left="6480" w:hanging="360"/>
-      </w:pPr>
-    </w:lvl>
-  </w:abstractNum>
   <w:num w:numId="1">
     <w:abstractNumId w:val="1"/>
     <w:lvlOverride w:ilvl="0">
@@ -2705,33 +2720,36 @@
     </w:lvlOverride>
   </w:num>
   <w:num w:numId="1008">
-    <w:abstractNumId w:val="99417"/>
+    <w:abstractNumId w:val="991"/>
+  </w:num>
+  <w:num w:numId="1009">
+    <w:abstractNumId w:val="99411"/>
     <w:lvlOverride w:ilvl="0">
-      <w:startOverride w:val="7"/>
+      <w:startOverride w:val="1"/>
     </w:lvlOverride>
     <w:lvlOverride w:ilvl="1">
-      <w:startOverride w:val="7"/>
+      <w:startOverride w:val="1"/>
     </w:lvlOverride>
     <w:lvlOverride w:ilvl="2">
-      <w:startOverride w:val="7"/>
+      <w:startOverride w:val="1"/>
     </w:lvlOverride>
     <w:lvlOverride w:ilvl="3">
-      <w:startOverride w:val="7"/>
+      <w:startOverride w:val="1"/>
     </w:lvlOverride>
     <w:lvlOverride w:ilvl="4">
-      <w:startOverride w:val="7"/>
+      <w:startOverride w:val="1"/>
     </w:lvlOverride>
     <w:lvlOverride w:ilvl="5">
-      <w:startOverride w:val="7"/>
+      <w:startOverride w:val="1"/>
     </w:lvlOverride>
     <w:lvlOverride w:ilvl="6">
-      <w:startOverride w:val="7"/>
+      <w:startOverride w:val="1"/>
     </w:lvlOverride>
     <w:lvlOverride w:ilvl="7">
-      <w:startOverride w:val="7"/>
+      <w:startOverride w:val="1"/>
     </w:lvlOverride>
     <w:lvlOverride w:ilvl="8">
-      <w:startOverride w:val="7"/>
+      <w:startOverride w:val="1"/>
     </w:lvlOverride>
   </w:num>
 </w:numbering>
